--- a/Doc/注意事项.docx
+++ b/Doc/注意事项.docx
@@ -2,6 +2,546 @@
 <file path=word/document.xml><?xml version="1.0" encoding="utf-8"?>
 <w:document xmlns:wpc="http://schemas.microsoft.com/office/word/2010/wordprocessingCanvas" xmlns:mc="http://schemas.openxmlformats.org/markup-compatibility/2006" xmlns:o="urn:schemas-microsoft-com:office:office" xmlns:r="http://schemas.openxmlformats.org/officeDocument/2006/relationships" xmlns:m="http://schemas.openxmlformats.org/officeDocument/2006/math" xmlns:v="urn:schemas-microsoft-com:vml" xmlns:wp14="http://schemas.microsoft.com/office/word/2010/wordprocessingDrawing" xmlns:wp="http://schemas.openxmlformats.org/drawingml/2006/wordprocessingDrawing" xmlns:w="http://schemas.openxmlformats.org/wordprocessingml/2006/main" xmlns:w14="http://schemas.microsoft.com/office/word/2010/wordml" xmlns:w10="urn:schemas-microsoft-com:office:word" xmlns:w15="http://schemas.microsoft.com/office/word/2012/wordml" xmlns:wpg="http://schemas.microsoft.com/office/word/2010/wordprocessingGroup" xmlns:wpi="http://schemas.microsoft.com/office/word/2010/wordprocessingInk" xmlns:wne="http://schemas.microsoft.com/office/word/2006/wordml" xmlns:wps="http://schemas.microsoft.com/office/word/2010/wordprocessingShape" xmlns:wpsCustomData="http://www.wps.cn/officeDocument/2013/wpsCustomData" mc:Ignorable="w14 w15 wp14">
   <w:body>
+    <w:p>
+      <w:pPr>
+        <w:pStyle w:val="2"/>
+        <w:keepNext w:val="0"/>
+        <w:keepLines w:val="0"/>
+        <w:widowControl/>
+        <w:numPr>
+          <w:ilvl w:val="0"/>
+          <w:numId w:val="1"/>
+        </w:numPr>
+        <w:suppressLineNumbers w:val="0"/>
+        <w:ind w:left="425" w:leftChars="0" w:hanging="425" w:firstLineChars="0"/>
+        <w:jc w:val="left"/>
+        <w:rPr>
+          <w:rFonts w:hint="default"/>
+          <w:lang w:val="en-US" w:eastAsia="zh-CN"/>
+        </w:rPr>
+      </w:pPr>
+      <w:r>
+        <w:rPr>
+          <w:rFonts w:hint="eastAsia"/>
+          <w:lang w:val="en-US" w:eastAsia="zh-CN"/>
+        </w:rPr>
+        <w:t>OLDE和LCD注意事项：</w:t>
+      </w:r>
+    </w:p>
+    <w:p>
+      <w:pPr>
+        <w:pStyle w:val="3"/>
+        <w:keepNext w:val="0"/>
+        <w:keepLines w:val="0"/>
+        <w:widowControl/>
+        <w:numPr>
+          <w:ilvl w:val="0"/>
+          <w:numId w:val="2"/>
+        </w:numPr>
+        <w:suppressLineNumbers w:val="0"/>
+        <w:ind w:left="425" w:leftChars="0" w:hanging="425" w:firstLineChars="0"/>
+        <w:jc w:val="left"/>
+        <w:outlineLvl w:val="1"/>
+        <w:rPr>
+          <w:rFonts w:hint="eastAsia"/>
+          <w:lang w:val="en-US" w:eastAsia="zh-CN"/>
+        </w:rPr>
+      </w:pPr>
+      <w:r>
+        <w:rPr>
+          <w:rFonts w:hint="eastAsia"/>
+          <w:lang w:val="en-US" w:eastAsia="zh-CN"/>
+        </w:rPr>
+        <w:t>LCD</w:t>
+      </w:r>
+    </w:p>
+    <w:p>
+      <w:pPr>
+        <w:pStyle w:val="5"/>
+        <w:keepNext w:val="0"/>
+        <w:keepLines w:val="0"/>
+        <w:widowControl/>
+        <w:numPr>
+          <w:ilvl w:val="0"/>
+          <w:numId w:val="3"/>
+        </w:numPr>
+        <w:suppressLineNumbers w:val="0"/>
+        <w:ind w:left="0" w:leftChars="0" w:firstLine="400" w:firstLineChars="200"/>
+        <w:rPr>
+          <w:rStyle w:val="9"/>
+          <w:rFonts w:cs="Times New Roman"/>
+        </w:rPr>
+      </w:pPr>
+      <w:r>
+        <w:rPr>
+          <w:rStyle w:val="9"/>
+          <w:rFonts w:cs="Times New Roman"/>
+        </w:rPr>
+        <w:t>开机初始页：修改 APP/lcd_ui.c 中的 LcdUi_DrawBaseStep()</w:t>
+      </w:r>
+    </w:p>
+    <w:p>
+      <w:pPr>
+        <w:pStyle w:val="5"/>
+        <w:keepNext w:val="0"/>
+        <w:keepLines w:val="0"/>
+        <w:widowControl/>
+        <w:numPr>
+          <w:ilvl w:val="0"/>
+          <w:numId w:val="3"/>
+        </w:numPr>
+        <w:suppressLineNumbers w:val="0"/>
+        <w:ind w:left="0" w:leftChars="0" w:firstLine="400" w:firstLineChars="200"/>
+        <w:rPr>
+          <w:rStyle w:val="9"/>
+          <w:rFonts w:cs="Times New Roman"/>
+        </w:rPr>
+      </w:pPr>
+      <w:r>
+        <w:rPr>
+          <w:rStyle w:val="9"/>
+          <w:rFonts w:cs="Times New Roman"/>
+        </w:rPr>
+        <w:t>运行页底图/边框：修改 LcdUi_DrawRunBaseStep()</w:t>
+      </w:r>
+    </w:p>
+    <w:p>
+      <w:pPr>
+        <w:pStyle w:val="5"/>
+        <w:keepNext w:val="0"/>
+        <w:keepLines w:val="0"/>
+        <w:widowControl/>
+        <w:numPr>
+          <w:ilvl w:val="0"/>
+          <w:numId w:val="3"/>
+        </w:numPr>
+        <w:suppressLineNumbers w:val="0"/>
+        <w:ind w:left="0" w:leftChars="0" w:firstLine="400" w:firstLineChars="200"/>
+        <w:rPr>
+          <w:rStyle w:val="9"/>
+          <w:rFonts w:cs="Times New Roman"/>
+        </w:rPr>
+      </w:pPr>
+      <w:r>
+        <w:rPr>
+          <w:rStyle w:val="9"/>
+          <w:rFonts w:cs="Times New Roman"/>
+        </w:rPr>
+        <w:t>运行时实时内容：统一修改 LcdUi_ShowDashboard()</w:t>
+      </w:r>
+    </w:p>
+    <w:p>
+      <w:pPr>
+        <w:pStyle w:val="5"/>
+        <w:keepNext w:val="0"/>
+        <w:keepLines w:val="0"/>
+        <w:widowControl/>
+        <w:numPr>
+          <w:ilvl w:val="0"/>
+          <w:numId w:val="3"/>
+        </w:numPr>
+        <w:suppressLineNumbers w:val="0"/>
+        <w:ind w:left="0" w:leftChars="0" w:firstLine="400" w:firstLineChars="200"/>
+        <w:rPr>
+          <w:rStyle w:val="9"/>
+          <w:rFonts w:cs="Times New Roman"/>
+        </w:rPr>
+      </w:pPr>
+      <w:r>
+        <w:rPr>
+          <w:rStyle w:val="9"/>
+          <w:rFonts w:cs="Times New Roman"/>
+        </w:rPr>
+        <w:t>临时状态提示：使用 LcdUi_ShowStatus()</w:t>
+      </w:r>
+    </w:p>
+    <w:p>
+      <w:pPr>
+        <w:pStyle w:val="5"/>
+        <w:keepNext w:val="0"/>
+        <w:keepLines w:val="0"/>
+        <w:widowControl/>
+        <w:numPr>
+          <w:ilvl w:val="0"/>
+          <w:numId w:val="3"/>
+        </w:numPr>
+        <w:suppressLineNumbers w:val="0"/>
+        <w:ind w:left="0" w:leftChars="0" w:firstLine="400" w:firstLineChars="200"/>
+        <w:rPr>
+          <w:rStyle w:val="9"/>
+          <w:rFonts w:cs="Times New Roman"/>
+        </w:rPr>
+      </w:pPr>
+      <w:r>
+        <w:rPr>
+          <w:rStyle w:val="9"/>
+          <w:rFonts w:cs="Times New Roman"/>
+        </w:rPr>
+        <w:t>LcdUi_Update() 只负责刷新调度和页面切换，一般不在这里添加显示内容</w:t>
+      </w:r>
+    </w:p>
+    <w:p>
+      <w:pPr>
+        <w:pStyle w:val="5"/>
+        <w:keepNext w:val="0"/>
+        <w:keepLines w:val="0"/>
+        <w:widowControl/>
+        <w:suppressLineNumbers w:val="0"/>
+        <w:rPr>
+          <w:rStyle w:val="9"/>
+          <w:rFonts w:cs="Times New Roman"/>
+        </w:rPr>
+      </w:pPr>
+      <w:r>
+        <w:rPr>
+          <w:rStyle w:val="9"/>
+          <w:rFonts w:cs="Times New Roman"/>
+        </w:rPr>
+        <w:t>LCD 是 SPI 屏，没有整屏 RAM 缓冲，所以启动页和仪表盘采用分步绘制，避免长时间阻塞。</w:t>
+      </w:r>
+    </w:p>
+    <w:p>
+      <w:pPr>
+        <w:pStyle w:val="3"/>
+        <w:keepNext w:val="0"/>
+        <w:keepLines w:val="0"/>
+        <w:widowControl/>
+        <w:numPr>
+          <w:ilvl w:val="0"/>
+          <w:numId w:val="2"/>
+        </w:numPr>
+        <w:suppressLineNumbers w:val="0"/>
+        <w:ind w:left="425" w:leftChars="0" w:hanging="425" w:firstLineChars="0"/>
+        <w:jc w:val="left"/>
+        <w:outlineLvl w:val="1"/>
+        <w:rPr>
+          <w:rFonts w:hint="eastAsia"/>
+          <w:lang w:val="en-US" w:eastAsia="zh-CN"/>
+        </w:rPr>
+      </w:pPr>
+      <w:r>
+        <w:rPr>
+          <w:rFonts w:hint="eastAsia"/>
+          <w:lang w:val="en-US" w:eastAsia="zh-CN"/>
+        </w:rPr>
+        <w:t>OLED</w:t>
+      </w:r>
+    </w:p>
+    <w:p>
+      <w:pPr>
+        <w:pStyle w:val="5"/>
+        <w:keepNext w:val="0"/>
+        <w:keepLines w:val="0"/>
+        <w:widowControl/>
+        <w:numPr>
+          <w:ilvl w:val="0"/>
+          <w:numId w:val="4"/>
+        </w:numPr>
+        <w:suppressLineNumbers w:val="0"/>
+        <w:ind w:left="0" w:leftChars="0" w:firstLine="400" w:firstLineChars="200"/>
+        <w:rPr>
+          <w:rStyle w:val="9"/>
+          <w:rFonts w:cs="Times New Roman"/>
+        </w:rPr>
+      </w:pPr>
+      <w:r>
+        <w:rPr>
+          <w:rStyle w:val="9"/>
+          <w:rFonts w:cs="Times New Roman"/>
+        </w:rPr>
+        <w:t>开机初始页：修改 APP/oled_ui.c 中的 OledUi_DrawBase()</w:t>
+      </w:r>
+    </w:p>
+    <w:p>
+      <w:pPr>
+        <w:pStyle w:val="5"/>
+        <w:keepNext w:val="0"/>
+        <w:keepLines w:val="0"/>
+        <w:widowControl/>
+        <w:numPr>
+          <w:ilvl w:val="0"/>
+          <w:numId w:val="4"/>
+        </w:numPr>
+        <w:suppressLineNumbers w:val="0"/>
+        <w:ind w:left="0" w:leftChars="0" w:firstLine="400" w:firstLineChars="200"/>
+        <w:rPr>
+          <w:rStyle w:val="9"/>
+          <w:rFonts w:cs="Times New Roman"/>
+        </w:rPr>
+      </w:pPr>
+      <w:r>
+        <w:rPr>
+          <w:rStyle w:val="9"/>
+          <w:rFonts w:cs="Times New Roman"/>
+        </w:rPr>
+        <w:t>运行页底图/边框：修改 OledUi_DrawRunBase()</w:t>
+      </w:r>
+    </w:p>
+    <w:p>
+      <w:pPr>
+        <w:pStyle w:val="5"/>
+        <w:keepNext w:val="0"/>
+        <w:keepLines w:val="0"/>
+        <w:widowControl/>
+        <w:numPr>
+          <w:ilvl w:val="0"/>
+          <w:numId w:val="4"/>
+        </w:numPr>
+        <w:suppressLineNumbers w:val="0"/>
+        <w:ind w:left="0" w:leftChars="0" w:firstLine="400" w:firstLineChars="200"/>
+        <w:rPr>
+          <w:rStyle w:val="9"/>
+          <w:rFonts w:cs="Times New Roman"/>
+        </w:rPr>
+      </w:pPr>
+      <w:r>
+        <w:rPr>
+          <w:rStyle w:val="9"/>
+          <w:rFonts w:cs="Times New Roman"/>
+        </w:rPr>
+        <w:t>运行时实时内容：统一修改 OledUi_ShowDashboard()</w:t>
+      </w:r>
+    </w:p>
+    <w:p>
+      <w:pPr>
+        <w:pStyle w:val="5"/>
+        <w:keepNext w:val="0"/>
+        <w:keepLines w:val="0"/>
+        <w:widowControl/>
+        <w:numPr>
+          <w:ilvl w:val="0"/>
+          <w:numId w:val="4"/>
+        </w:numPr>
+        <w:suppressLineNumbers w:val="0"/>
+        <w:ind w:left="0" w:leftChars="0" w:firstLine="400" w:firstLineChars="200"/>
+        <w:rPr>
+          <w:rStyle w:val="9"/>
+          <w:rFonts w:cs="Times New Roman"/>
+        </w:rPr>
+      </w:pPr>
+      <w:r>
+        <w:rPr>
+          <w:rStyle w:val="9"/>
+          <w:rFonts w:cs="Times New Roman"/>
+        </w:rPr>
+        <w:t>临时状态提示：使用 OledUi_ShowStatus()</w:t>
+      </w:r>
+    </w:p>
+    <w:p>
+      <w:pPr>
+        <w:pStyle w:val="5"/>
+        <w:keepNext w:val="0"/>
+        <w:keepLines w:val="0"/>
+        <w:widowControl/>
+        <w:numPr>
+          <w:ilvl w:val="0"/>
+          <w:numId w:val="4"/>
+        </w:numPr>
+        <w:suppressLineNumbers w:val="0"/>
+        <w:ind w:left="0" w:leftChars="0" w:firstLine="400" w:firstLineChars="200"/>
+        <w:rPr>
+          <w:rStyle w:val="9"/>
+          <w:rFonts w:cs="Times New Roman"/>
+        </w:rPr>
+      </w:pPr>
+      <w:r>
+        <w:rPr>
+          <w:rStyle w:val="9"/>
+          <w:rFonts w:cs="Times New Roman"/>
+        </w:rPr>
+        <w:t>OledUi_Update() 只负责刷新周期和页面切换，一般不在这里添加显示内容</w:t>
+      </w:r>
+    </w:p>
+    <w:p>
+      <w:pPr>
+        <w:pStyle w:val="3"/>
+        <w:keepNext w:val="0"/>
+        <w:keepLines w:val="0"/>
+        <w:widowControl/>
+        <w:numPr>
+          <w:ilvl w:val="0"/>
+          <w:numId w:val="2"/>
+        </w:numPr>
+        <w:suppressLineNumbers w:val="0"/>
+        <w:ind w:left="425" w:leftChars="0" w:hanging="425" w:firstLineChars="0"/>
+        <w:jc w:val="left"/>
+        <w:outlineLvl w:val="1"/>
+        <w:rPr>
+          <w:rFonts w:hint="eastAsia"/>
+          <w:lang w:val="en-US" w:eastAsia="zh-CN"/>
+        </w:rPr>
+      </w:pPr>
+      <w:r>
+        <w:rPr>
+          <w:rFonts w:hint="eastAsia"/>
+          <w:lang w:val="en-US" w:eastAsia="zh-CN"/>
+        </w:rPr>
+        <w:t>简单记忆</w:t>
+      </w:r>
+    </w:p>
+    <w:p>
+      <w:pPr>
+        <w:keepNext w:val="0"/>
+        <w:keepLines w:val="0"/>
+        <w:widowControl/>
+        <w:numPr>
+          <w:ilvl w:val="0"/>
+          <w:numId w:val="5"/>
+        </w:numPr>
+        <w:suppressLineNumbers w:val="0"/>
+        <w:spacing w:before="0" w:beforeAutospacing="1" w:after="0" w:afterAutospacing="1"/>
+        <w:ind w:left="720" w:hanging="360"/>
+      </w:pPr>
+      <w:r>
+        <w:t>改开机内容：</w:t>
+      </w:r>
+      <w:r>
+        <w:rPr>
+          <w:rStyle w:val="9"/>
+        </w:rPr>
+        <w:t>DrawBase</w:t>
+      </w:r>
+    </w:p>
+    <w:p>
+      <w:pPr>
+        <w:keepNext w:val="0"/>
+        <w:keepLines w:val="0"/>
+        <w:widowControl/>
+        <w:numPr>
+          <w:ilvl w:val="0"/>
+          <w:numId w:val="5"/>
+        </w:numPr>
+        <w:suppressLineNumbers w:val="0"/>
+        <w:spacing w:before="0" w:beforeAutospacing="1" w:after="0" w:afterAutospacing="1"/>
+        <w:ind w:left="720" w:hanging="360"/>
+      </w:pPr>
+      <w:r>
+        <w:t>改运行页底图：</w:t>
+      </w:r>
+      <w:r>
+        <w:rPr>
+          <w:rStyle w:val="9"/>
+        </w:rPr>
+        <w:t>DrawRunBase</w:t>
+      </w:r>
+    </w:p>
+    <w:p>
+      <w:pPr>
+        <w:keepNext w:val="0"/>
+        <w:keepLines w:val="0"/>
+        <w:widowControl/>
+        <w:numPr>
+          <w:ilvl w:val="0"/>
+          <w:numId w:val="5"/>
+        </w:numPr>
+        <w:suppressLineNumbers w:val="0"/>
+        <w:spacing w:before="0" w:beforeAutospacing="1" w:after="0" w:afterAutospacing="1"/>
+        <w:ind w:left="720" w:hanging="360"/>
+      </w:pPr>
+      <w:r>
+        <w:t>改实时数据显示：</w:t>
+      </w:r>
+      <w:r>
+        <w:rPr>
+          <w:rStyle w:val="9"/>
+        </w:rPr>
+        <w:t>ShowDashboard</w:t>
+      </w:r>
+    </w:p>
+    <w:p>
+      <w:pPr>
+        <w:keepNext w:val="0"/>
+        <w:keepLines w:val="0"/>
+        <w:widowControl/>
+        <w:numPr>
+          <w:ilvl w:val="0"/>
+          <w:numId w:val="5"/>
+        </w:numPr>
+        <w:suppressLineNumbers w:val="0"/>
+        <w:spacing w:before="0" w:beforeAutospacing="1" w:after="0" w:afterAutospacing="1"/>
+        <w:ind w:left="720" w:hanging="360"/>
+      </w:pPr>
+      <w:r>
+        <w:t>显示临时提示：</w:t>
+      </w:r>
+      <w:r>
+        <w:rPr>
+          <w:rStyle w:val="9"/>
+        </w:rPr>
+        <w:t>ShowStatus</w:t>
+      </w:r>
+    </w:p>
+    <w:p>
+      <w:pPr>
+        <w:keepNext w:val="0"/>
+        <w:keepLines w:val="0"/>
+        <w:widowControl/>
+        <w:numPr>
+          <w:ilvl w:val="0"/>
+          <w:numId w:val="5"/>
+        </w:numPr>
+        <w:suppressLineNumbers w:val="0"/>
+        <w:spacing w:before="0" w:beforeAutospacing="1" w:after="0" w:afterAutospacing="1"/>
+        <w:ind w:left="720" w:hanging="360"/>
+      </w:pPr>
+      <w:r>
+        <w:rPr>
+          <w:rStyle w:val="9"/>
+        </w:rPr>
+        <w:t>Update</w:t>
+      </w:r>
+      <w:r>
+        <w:t>：只负责定时刷新，不直接编写页面内容</w:t>
+      </w:r>
+    </w:p>
+    <w:p>
+      <w:pPr>
+        <w:pStyle w:val="2"/>
+        <w:keepNext w:val="0"/>
+        <w:keepLines w:val="0"/>
+        <w:widowControl/>
+        <w:numPr>
+          <w:ilvl w:val="0"/>
+          <w:numId w:val="1"/>
+        </w:numPr>
+        <w:suppressLineNumbers w:val="0"/>
+        <w:ind w:left="425" w:leftChars="0" w:hanging="425" w:firstLineChars="0"/>
+        <w:jc w:val="left"/>
+        <w:rPr>
+          <w:rFonts w:hint="eastAsia"/>
+          <w:lang w:val="en-US" w:eastAsia="zh-CN"/>
+        </w:rPr>
+      </w:pPr>
+      <w:r>
+        <w:rPr>
+          <w:rFonts w:hint="eastAsia"/>
+          <w:lang w:val="en-US" w:eastAsia="zh-CN"/>
+        </w:rPr>
+        <w:t>增加普通gpio口时注意事项</w:t>
+      </w:r>
+    </w:p>
+    <w:p>
+      <w:pPr>
+        <w:pStyle w:val="5"/>
+        <w:keepNext w:val="0"/>
+        <w:keepLines w:val="0"/>
+        <w:widowControl/>
+        <w:suppressLineNumbers w:val="0"/>
+        <w:rPr>
+          <w:rStyle w:val="9"/>
+          <w:rFonts w:hint="default" w:cs="Times New Roman"/>
+          <w:lang w:val="en-US" w:eastAsia="zh-CN"/>
+        </w:rPr>
+      </w:pPr>
+      <w:r>
+        <w:rPr>
+          <w:rStyle w:val="9"/>
+          <w:rFonts w:hint="eastAsia" w:cs="Times New Roman"/>
+          <w:lang w:val="en-US" w:eastAsia="zh-CN"/>
+        </w:rPr>
+        <w:t>在bsp_gpio中统一管理所有gpio口，新增gpio口</w:t>
+      </w:r>
+    </w:p>
     <w:p>
       <w:pPr>
         <w:keepNext w:val="0"/>
@@ -17,448 +557,8 @@
         <w:spacing w:before="0" w:beforeAutospacing="0" w:after="0" w:afterAutospacing="0" w:line="180" w:lineRule="atLeast"/>
         <w:ind w:left="0" w:right="0"/>
         <w:jc w:val="left"/>
-        <w:outlineLvl w:val="0"/>
-        <w:rPr>
-          <w:rStyle w:val="6"/>
-          <w:rFonts w:hint="default" w:eastAsia="宋体" w:cs="Times New Roman"/>
-          <w:b/>
-          <w:bCs/>
-          <w:kern w:val="0"/>
-          <w:sz w:val="36"/>
-          <w:szCs w:val="48"/>
-          <w:lang w:val="en-US" w:eastAsia="zh-CN" w:bidi="ar"/>
-        </w:rPr>
-      </w:pPr>
-      <w:r>
-        <w:rPr>
-          <w:rStyle w:val="6"/>
-          <w:rFonts w:hint="eastAsia" w:eastAsia="宋体" w:cs="Times New Roman"/>
-          <w:b/>
-          <w:bCs/>
-          <w:kern w:val="0"/>
-          <w:sz w:val="36"/>
-          <w:szCs w:val="48"/>
-          <w:lang w:val="en-US" w:eastAsia="zh-CN" w:bidi="ar"/>
-        </w:rPr>
-        <w:t>OLDE和LCD注意事项：</w:t>
-      </w:r>
-    </w:p>
-    <w:p>
-      <w:pPr>
-        <w:keepNext w:val="0"/>
-        <w:keepLines w:val="0"/>
-        <w:widowControl/>
-        <w:suppressLineNumbers w:val="0"/>
-        <w:pBdr>
-          <w:top w:val="none" w:color="auto" w:sz="0" w:space="0"/>
-          <w:left w:val="none" w:color="auto" w:sz="0" w:space="0"/>
-          <w:bottom w:val="none" w:color="auto" w:sz="0" w:space="0"/>
-          <w:right w:val="none" w:color="auto" w:sz="0" w:space="0"/>
-        </w:pBdr>
-        <w:spacing w:before="0" w:beforeAutospacing="0" w:after="0" w:afterAutospacing="0" w:line="180" w:lineRule="atLeast"/>
-        <w:ind w:left="0" w:right="0"/>
-        <w:jc w:val="left"/>
-        <w:rPr>
-          <w:rStyle w:val="6"/>
-          <w:rFonts w:hint="eastAsia" w:eastAsia="宋体" w:cs="Times New Roman"/>
-          <w:kern w:val="0"/>
-          <w:szCs w:val="24"/>
-          <w:lang w:val="en-US" w:eastAsia="zh-CN" w:bidi="ar"/>
-        </w:rPr>
-      </w:pPr>
-      <w:r>
-        <w:rPr>
-          <w:rStyle w:val="6"/>
-          <w:rFonts w:hint="eastAsia" w:eastAsia="宋体" w:cs="Times New Roman"/>
-          <w:kern w:val="0"/>
-          <w:szCs w:val="24"/>
-          <w:lang w:val="en-US" w:eastAsia="zh-CN" w:bidi="ar"/>
-        </w:rPr>
-        <w:t>修改 oled 和 lcd 显示的东西需要的函数</w:t>
-      </w:r>
-    </w:p>
-    <w:p>
-      <w:pPr>
-        <w:keepNext w:val="0"/>
-        <w:keepLines w:val="0"/>
-        <w:widowControl/>
-        <w:numPr>
-          <w:ilvl w:val="0"/>
-          <w:numId w:val="1"/>
-        </w:numPr>
-        <w:suppressLineNumbers w:val="0"/>
-        <w:pBdr>
-          <w:top w:val="none" w:color="auto" w:sz="0" w:space="0"/>
-          <w:left w:val="none" w:color="auto" w:sz="0" w:space="0"/>
-          <w:bottom w:val="none" w:color="auto" w:sz="0" w:space="0"/>
-          <w:right w:val="none" w:color="auto" w:sz="0" w:space="0"/>
-        </w:pBdr>
-        <w:spacing w:before="0" w:beforeAutospacing="0" w:after="0" w:afterAutospacing="0" w:line="180" w:lineRule="atLeast"/>
-        <w:ind w:left="0" w:right="0" w:hanging="360"/>
-        <w:rPr>
-          <w:rStyle w:val="6"/>
-          <w:rFonts w:hint="eastAsia" w:eastAsia="宋体" w:cs="Times New Roman"/>
-          <w:kern w:val="0"/>
-          <w:szCs w:val="24"/>
-          <w:lang w:val="en-US" w:eastAsia="zh-CN" w:bidi="ar"/>
-        </w:rPr>
-      </w:pPr>
-    </w:p>
-    <w:p>
-      <w:pPr>
-        <w:keepNext w:val="0"/>
-        <w:keepLines w:val="0"/>
-        <w:widowControl/>
-        <w:numPr>
-          <w:ilvl w:val="0"/>
-          <w:numId w:val="2"/>
-        </w:numPr>
-        <w:suppressLineNumbers w:val="0"/>
-        <w:pBdr>
-          <w:top w:val="none" w:color="auto" w:sz="0" w:space="0"/>
-          <w:left w:val="none" w:color="auto" w:sz="0" w:space="0"/>
-          <w:bottom w:val="none" w:color="auto" w:sz="0" w:space="0"/>
-          <w:right w:val="none" w:color="auto" w:sz="0" w:space="0"/>
-        </w:pBdr>
-        <w:spacing w:before="0" w:beforeAutospacing="0" w:after="0" w:afterAutospacing="0" w:line="180" w:lineRule="atLeast"/>
-        <w:ind w:left="420" w:leftChars="0" w:right="0" w:rightChars="0" w:hanging="420" w:firstLineChars="0"/>
-        <w:rPr>
-          <w:rStyle w:val="6"/>
-          <w:rFonts w:hint="eastAsia" w:eastAsia="宋体" w:cs="Times New Roman"/>
-          <w:kern w:val="0"/>
-          <w:szCs w:val="24"/>
-          <w:lang w:val="en-US" w:eastAsia="zh-CN" w:bidi="ar"/>
-        </w:rPr>
-      </w:pPr>
-      <w:r>
-        <w:rPr>
-          <w:rStyle w:val="6"/>
-          <w:rFonts w:hint="eastAsia" w:eastAsia="宋体" w:cs="Times New Roman"/>
-          <w:kern w:val="0"/>
-          <w:szCs w:val="24"/>
-          <w:lang w:val="en-US" w:eastAsia="zh-CN" w:bidi="ar"/>
-        </w:rPr>
-        <w:t>LCD 初始页内容：改 APP/lcd_ui.c (line 36) 里的 LcdUi_DrawBaseStep ()</w:t>
-      </w:r>
-    </w:p>
-    <w:p>
-      <w:pPr>
-        <w:keepNext w:val="0"/>
-        <w:keepLines w:val="0"/>
-        <w:widowControl/>
-        <w:numPr>
-          <w:ilvl w:val="0"/>
-          <w:numId w:val="2"/>
-        </w:numPr>
-        <w:suppressLineNumbers w:val="0"/>
-        <w:pBdr>
-          <w:top w:val="none" w:color="auto" w:sz="0" w:space="0"/>
-          <w:left w:val="none" w:color="auto" w:sz="0" w:space="0"/>
-          <w:bottom w:val="none" w:color="auto" w:sz="0" w:space="0"/>
-          <w:right w:val="none" w:color="auto" w:sz="0" w:space="0"/>
-        </w:pBdr>
-        <w:spacing w:before="0" w:beforeAutospacing="0" w:after="0" w:afterAutospacing="0" w:line="180" w:lineRule="atLeast"/>
-        <w:ind w:left="420" w:leftChars="0" w:right="0" w:rightChars="0" w:hanging="420" w:firstLineChars="0"/>
-        <w:rPr>
-          <w:rStyle w:val="6"/>
-          <w:rFonts w:hint="eastAsia" w:eastAsia="宋体" w:cs="Times New Roman"/>
-          <w:kern w:val="0"/>
-          <w:szCs w:val="24"/>
-          <w:lang w:val="en-US" w:eastAsia="zh-CN" w:bidi="ar"/>
-        </w:rPr>
-      </w:pPr>
-      <w:r>
-        <w:rPr>
-          <w:rStyle w:val="6"/>
-          <w:rFonts w:hint="eastAsia" w:eastAsia="宋体" w:cs="Times New Roman"/>
-          <w:kern w:val="0"/>
-          <w:szCs w:val="24"/>
-          <w:lang w:val="en-US" w:eastAsia="zh-CN" w:bidi="ar"/>
-        </w:rPr>
-        <w:t>LCD 运行页内容：改 APP/lcd_ui.c (line 203) 里的 LcdUi_Update ()</w:t>
-      </w:r>
-    </w:p>
-    <w:p>
-      <w:pPr>
-        <w:keepNext w:val="0"/>
-        <w:keepLines w:val="0"/>
-        <w:widowControl/>
-        <w:numPr>
-          <w:ilvl w:val="0"/>
-          <w:numId w:val="1"/>
-        </w:numPr>
-        <w:suppressLineNumbers w:val="0"/>
-        <w:pBdr>
-          <w:top w:val="none" w:color="auto" w:sz="0" w:space="0"/>
-          <w:left w:val="none" w:color="auto" w:sz="0" w:space="0"/>
-          <w:bottom w:val="none" w:color="auto" w:sz="0" w:space="0"/>
-          <w:right w:val="none" w:color="auto" w:sz="0" w:space="0"/>
-        </w:pBdr>
-        <w:spacing w:before="0" w:beforeAutospacing="0" w:after="0" w:afterAutospacing="0" w:line="180" w:lineRule="atLeast"/>
-        <w:ind w:left="0" w:right="0" w:hanging="360"/>
-        <w:rPr>
-          <w:rStyle w:val="6"/>
-          <w:rFonts w:hint="eastAsia" w:eastAsia="宋体" w:cs="Times New Roman"/>
-          <w:kern w:val="0"/>
-          <w:szCs w:val="24"/>
-          <w:lang w:val="en-US" w:eastAsia="zh-CN" w:bidi="ar"/>
-        </w:rPr>
-      </w:pPr>
-    </w:p>
-    <w:p>
-      <w:pPr>
-        <w:keepNext w:val="0"/>
-        <w:keepLines w:val="0"/>
-        <w:widowControl/>
-        <w:numPr>
-          <w:ilvl w:val="0"/>
-          <w:numId w:val="3"/>
-        </w:numPr>
-        <w:suppressLineNumbers w:val="0"/>
-        <w:pBdr>
-          <w:top w:val="none" w:color="auto" w:sz="0" w:space="0"/>
-          <w:left w:val="none" w:color="auto" w:sz="0" w:space="0"/>
-          <w:bottom w:val="none" w:color="auto" w:sz="0" w:space="0"/>
-          <w:right w:val="none" w:color="auto" w:sz="0" w:space="0"/>
-        </w:pBdr>
-        <w:spacing w:before="0" w:beforeAutospacing="0" w:after="0" w:afterAutospacing="0" w:line="180" w:lineRule="atLeast"/>
-        <w:ind w:left="420" w:leftChars="0" w:right="0" w:rightChars="0" w:hanging="420" w:firstLineChars="0"/>
-        <w:rPr>
-          <w:rStyle w:val="6"/>
-          <w:rFonts w:hint="eastAsia" w:eastAsia="宋体" w:cs="Times New Roman"/>
-          <w:kern w:val="0"/>
-          <w:szCs w:val="24"/>
-          <w:lang w:val="en-US" w:eastAsia="zh-CN" w:bidi="ar"/>
-        </w:rPr>
-      </w:pPr>
-      <w:r>
-        <w:rPr>
-          <w:rStyle w:val="6"/>
-          <w:rFonts w:hint="eastAsia" w:eastAsia="宋体" w:cs="Times New Roman"/>
-          <w:kern w:val="0"/>
-          <w:szCs w:val="24"/>
-          <w:lang w:val="en-US" w:eastAsia="zh-CN" w:bidi="ar"/>
-        </w:rPr>
-        <w:t>OLED 初始页内容：改 APP/oled_ui.c (line 8) 里的 OledUi_DrawBase ()</w:t>
-      </w:r>
-    </w:p>
-    <w:p>
-      <w:pPr>
-        <w:keepNext w:val="0"/>
-        <w:keepLines w:val="0"/>
-        <w:widowControl/>
-        <w:numPr>
-          <w:ilvl w:val="0"/>
-          <w:numId w:val="3"/>
-        </w:numPr>
-        <w:suppressLineNumbers w:val="0"/>
-        <w:pBdr>
-          <w:top w:val="none" w:color="auto" w:sz="0" w:space="0"/>
-          <w:left w:val="none" w:color="auto" w:sz="0" w:space="0"/>
-          <w:bottom w:val="none" w:color="auto" w:sz="0" w:space="0"/>
-          <w:right w:val="none" w:color="auto" w:sz="0" w:space="0"/>
-        </w:pBdr>
-        <w:spacing w:before="0" w:beforeAutospacing="0" w:after="0" w:afterAutospacing="0" w:line="180" w:lineRule="atLeast"/>
-        <w:ind w:left="420" w:leftChars="0" w:right="0" w:rightChars="0" w:hanging="420" w:firstLineChars="0"/>
-        <w:rPr>
-          <w:rStyle w:val="6"/>
-          <w:rFonts w:hint="eastAsia" w:eastAsia="宋体" w:cs="Times New Roman"/>
-          <w:kern w:val="0"/>
-          <w:szCs w:val="24"/>
-          <w:lang w:val="en-US" w:eastAsia="zh-CN" w:bidi="ar"/>
-        </w:rPr>
-      </w:pPr>
-      <w:r>
-        <w:rPr>
-          <w:rStyle w:val="6"/>
-          <w:rFonts w:hint="eastAsia" w:eastAsia="宋体" w:cs="Times New Roman"/>
-          <w:kern w:val="0"/>
-          <w:szCs w:val="24"/>
-          <w:lang w:val="en-US" w:eastAsia="zh-CN" w:bidi="ar"/>
-        </w:rPr>
-        <w:t>OLED 运行页底图：改 APP/oled_ui.c (line 20) 里的 OledUi_DrawRunBase ()</w:t>
-      </w:r>
-    </w:p>
-    <w:p>
-      <w:pPr>
-        <w:keepNext w:val="0"/>
-        <w:keepLines w:val="0"/>
-        <w:widowControl/>
-        <w:numPr>
-          <w:ilvl w:val="0"/>
-          <w:numId w:val="3"/>
-        </w:numPr>
-        <w:suppressLineNumbers w:val="0"/>
-        <w:pBdr>
-          <w:top w:val="none" w:color="auto" w:sz="0" w:space="0"/>
-          <w:left w:val="none" w:color="auto" w:sz="0" w:space="0"/>
-          <w:bottom w:val="none" w:color="auto" w:sz="0" w:space="0"/>
-          <w:right w:val="none" w:color="auto" w:sz="0" w:space="0"/>
-        </w:pBdr>
-        <w:spacing w:before="0" w:beforeAutospacing="0" w:after="0" w:afterAutospacing="0" w:line="180" w:lineRule="atLeast"/>
-        <w:ind w:left="420" w:leftChars="0" w:right="0" w:rightChars="0" w:hanging="420" w:firstLineChars="0"/>
-        <w:rPr>
-          <w:rStyle w:val="6"/>
-          <w:rFonts w:hint="eastAsia" w:eastAsia="宋体" w:cs="Times New Roman"/>
-          <w:kern w:val="0"/>
-          <w:szCs w:val="24"/>
-          <w:lang w:val="en-US" w:eastAsia="zh-CN" w:bidi="ar"/>
-        </w:rPr>
-      </w:pPr>
-      <w:r>
-        <w:rPr>
-          <w:rStyle w:val="6"/>
-          <w:rFonts w:hint="eastAsia" w:eastAsia="宋体" w:cs="Times New Roman"/>
-          <w:kern w:val="0"/>
-          <w:szCs w:val="24"/>
-          <w:lang w:val="en-US" w:eastAsia="zh-CN" w:bidi="ar"/>
-        </w:rPr>
-        <w:t>OLED 运行时刷新内容：改 APP/oled_ui.c (line 61) 里的 OledUi_Update ()</w:t>
-      </w:r>
-    </w:p>
-    <w:p>
-      <w:pPr>
-        <w:keepNext w:val="0"/>
-        <w:keepLines w:val="0"/>
-        <w:widowControl/>
-        <w:suppressLineNumbers w:val="0"/>
-        <w:pBdr>
-          <w:top w:val="none" w:color="auto" w:sz="0" w:space="0"/>
-          <w:left w:val="none" w:color="auto" w:sz="0" w:space="0"/>
-          <w:bottom w:val="none" w:color="auto" w:sz="0" w:space="0"/>
-          <w:right w:val="none" w:color="auto" w:sz="0" w:space="0"/>
-        </w:pBdr>
-        <w:spacing w:before="0" w:beforeAutospacing="0" w:after="0" w:afterAutospacing="0" w:line="180" w:lineRule="atLeast"/>
-        <w:ind w:left="0" w:right="0"/>
-        <w:jc w:val="left"/>
-        <w:rPr>
-          <w:rStyle w:val="6"/>
-          <w:rFonts w:hint="eastAsia" w:eastAsia="宋体" w:cs="Times New Roman"/>
-          <w:kern w:val="0"/>
-          <w:szCs w:val="24"/>
-          <w:lang w:val="en-US" w:eastAsia="zh-CN" w:bidi="ar"/>
-        </w:rPr>
-      </w:pPr>
-      <w:r>
-        <w:rPr>
-          <w:rStyle w:val="6"/>
-          <w:rFonts w:hint="eastAsia" w:eastAsia="宋体" w:cs="Times New Roman"/>
-          <w:kern w:val="0"/>
-          <w:szCs w:val="24"/>
-          <w:lang w:val="en-US" w:eastAsia="zh-CN" w:bidi="ar"/>
-        </w:rPr>
-        <w:t>简单记：</w:t>
-      </w:r>
-    </w:p>
-    <w:p>
-      <w:pPr>
-        <w:keepNext w:val="0"/>
-        <w:keepLines w:val="0"/>
-        <w:widowControl/>
-        <w:suppressLineNumbers w:val="0"/>
-        <w:pBdr>
-          <w:top w:val="none" w:color="auto" w:sz="0" w:space="0"/>
-          <w:left w:val="none" w:color="auto" w:sz="0" w:space="0"/>
-          <w:bottom w:val="none" w:color="auto" w:sz="0" w:space="0"/>
-          <w:right w:val="none" w:color="auto" w:sz="0" w:space="0"/>
-        </w:pBdr>
-        <w:spacing w:before="0" w:beforeAutospacing="0" w:after="0" w:afterAutospacing="0" w:line="180" w:lineRule="atLeast"/>
-        <w:ind w:left="0" w:right="0"/>
-        <w:jc w:val="left"/>
-        <w:rPr>
-          <w:rStyle w:val="6"/>
-          <w:rFonts w:hint="eastAsia" w:eastAsia="宋体" w:cs="Times New Roman"/>
-          <w:kern w:val="0"/>
-          <w:szCs w:val="24"/>
-          <w:lang w:val="en-US" w:eastAsia="zh-CN" w:bidi="ar"/>
-        </w:rPr>
-      </w:pPr>
-      <w:r>
-        <w:rPr>
-          <w:rStyle w:val="6"/>
-          <w:rFonts w:hint="eastAsia" w:eastAsia="宋体" w:cs="Times New Roman"/>
-          <w:kern w:val="0"/>
-          <w:szCs w:val="24"/>
-          <w:lang w:val="en-US" w:eastAsia="zh-CN" w:bidi="ar"/>
-        </w:rPr>
-        <w:t>text 想改开机显示：改 DrawBase 想改清屏后保留的边框 / 底图：改 DrawRunBase 想改实时刷新的内容：改 Update</w:t>
-      </w:r>
-    </w:p>
-    <w:p>
-      <w:pPr>
-        <w:keepNext w:val="0"/>
-        <w:keepLines w:val="0"/>
-        <w:widowControl/>
-        <w:suppressLineNumbers w:val="0"/>
-        <w:pBdr>
-          <w:top w:val="none" w:color="auto" w:sz="0" w:space="0"/>
-          <w:left w:val="none" w:color="auto" w:sz="0" w:space="0"/>
-          <w:bottom w:val="none" w:color="auto" w:sz="0" w:space="0"/>
-          <w:right w:val="none" w:color="auto" w:sz="0" w:space="0"/>
-        </w:pBdr>
-        <w:spacing w:before="0" w:beforeAutospacing="0" w:after="0" w:afterAutospacing="0" w:line="180" w:lineRule="atLeast"/>
-        <w:ind w:left="0" w:right="0"/>
-        <w:jc w:val="left"/>
-        <w:rPr>
-          <w:rStyle w:val="6"/>
-          <w:rFonts w:hint="eastAsia" w:eastAsia="宋体" w:cs="Times New Roman"/>
-          <w:kern w:val="0"/>
-          <w:szCs w:val="24"/>
-          <w:lang w:val="en-US" w:eastAsia="zh-CN" w:bidi="ar"/>
-        </w:rPr>
-      </w:pPr>
-      <w:r>
-        <w:rPr>
-          <w:rStyle w:val="6"/>
-          <w:rFonts w:hint="eastAsia" w:eastAsia="宋体" w:cs="Times New Roman"/>
-          <w:kern w:val="0"/>
-          <w:szCs w:val="24"/>
-          <w:lang w:val="en-US" w:eastAsia="zh-CN" w:bidi="ar"/>
-        </w:rPr>
-        <w:t>LCD 因为是 SPI 屏，没有 OLED 那种整屏 RAM 缓冲，所以启动页被拆成 LcdUi_DrawBaseStep () 分步画。</w:t>
-      </w:r>
-    </w:p>
-    <w:p>
-      <w:pPr>
-        <w:keepNext w:val="0"/>
-        <w:keepLines w:val="0"/>
-        <w:widowControl/>
-        <w:suppressLineNumbers w:val="0"/>
-        <w:pBdr>
-          <w:top w:val="none" w:color="auto" w:sz="0" w:space="0"/>
-          <w:left w:val="none" w:color="auto" w:sz="0" w:space="0"/>
-          <w:bottom w:val="none" w:color="auto" w:sz="0" w:space="0"/>
-          <w:right w:val="none" w:color="auto" w:sz="0" w:space="0"/>
-        </w:pBdr>
-        <w:spacing w:before="0" w:beforeAutospacing="0" w:after="0" w:afterAutospacing="0" w:line="180" w:lineRule="atLeast"/>
-        <w:ind w:left="0" w:right="0"/>
-        <w:jc w:val="left"/>
-        <w:rPr>
-          <w:rStyle w:val="6"/>
-          <w:rFonts w:hint="eastAsia" w:eastAsia="宋体" w:cs="Times New Roman"/>
-          <w:kern w:val="0"/>
-          <w:szCs w:val="24"/>
-          <w:lang w:val="en-US" w:eastAsia="zh-CN" w:bidi="ar"/>
-        </w:rPr>
-      </w:pPr>
-    </w:p>
-    <w:p>
-      <w:pPr>
-        <w:keepNext w:val="0"/>
-        <w:keepLines w:val="0"/>
-        <w:widowControl/>
-        <w:suppressLineNumbers w:val="0"/>
-        <w:pBdr>
-          <w:top w:val="none" w:color="auto" w:sz="0" w:space="0"/>
-          <w:left w:val="none" w:color="auto" w:sz="0" w:space="0"/>
-          <w:bottom w:val="none" w:color="auto" w:sz="0" w:space="0"/>
-          <w:right w:val="none" w:color="auto" w:sz="0" w:space="0"/>
-        </w:pBdr>
-        <w:spacing w:before="0" w:beforeAutospacing="0" w:after="0" w:afterAutospacing="0" w:line="180" w:lineRule="atLeast"/>
-        <w:ind w:left="0" w:right="0"/>
-        <w:jc w:val="left"/>
-        <w:rPr>
-          <w:rStyle w:val="6"/>
+        <w:rPr>
+          <w:rStyle w:val="9"/>
           <w:rFonts w:hint="eastAsia" w:eastAsia="宋体" w:cs="Times New Roman"/>
           <w:kern w:val="0"/>
           <w:szCs w:val="24"/>
@@ -483,43 +583,45 @@
 <file path=word/numbering.xml><?xml version="1.0" encoding="utf-8"?>
 <w:numbering xmlns:wpc="http://schemas.microsoft.com/office/word/2010/wordprocessingCanvas" xmlns:mc="http://schemas.openxmlformats.org/markup-compatibility/2006" xmlns:o="urn:schemas-microsoft-com:office:office" xmlns:r="http://schemas.openxmlformats.org/officeDocument/2006/relationships" xmlns:m="http://schemas.openxmlformats.org/officeDocument/2006/math" xmlns:v="urn:schemas-microsoft-com:vml" xmlns:wp14="http://schemas.microsoft.com/office/word/2010/wordprocessingDrawing" xmlns:wp="http://schemas.openxmlformats.org/drawingml/2006/wordprocessingDrawing" xmlns:w10="urn:schemas-microsoft-com:office:word" xmlns:w="http://schemas.openxmlformats.org/wordprocessingml/2006/main" xmlns:w14="http://schemas.microsoft.com/office/word/2010/wordml" xmlns:wpg="http://schemas.microsoft.com/office/word/2010/wordprocessingGroup" xmlns:wpi="http://schemas.microsoft.com/office/word/2010/wordprocessingInk" xmlns:wne="http://schemas.microsoft.com/office/word/2006/wordml" xmlns:wps="http://schemas.microsoft.com/office/word/2010/wordprocessingShape" xmlns:wpsCustomData="http://www.wps.cn/officeDocument/2013/wpsCustomData" mc:Ignorable="w14 wp14">
   <w:abstractNum w:abstractNumId="0">
-    <w:nsid w:val="AA6260AB"/>
+    <w:nsid w:val="AAC76CAD"/>
     <w:multiLevelType w:val="singleLevel"/>
-    <w:tmpl w:val="AA6260AB"/>
+    <w:tmpl w:val="AAC76CAD"/>
     <w:lvl w:ilvl="0" w:tentative="0">
       <w:start w:val="1"/>
-      <w:numFmt w:val="bullet"/>
-      <w:lvlText w:val=""/>
+      <w:numFmt w:val="decimalEnclosedCircleChinese"/>
+      <w:suff w:val="nothing"/>
+      <w:lvlText w:val="%1　"/>
       <w:lvlJc w:val="left"/>
       <w:pPr>
-        <w:ind w:left="420" w:hanging="420"/>
+        <w:ind w:left="0" w:firstLine="400"/>
       </w:pPr>
       <w:rPr>
-        <w:rFonts w:hint="default" w:ascii="Wingdings" w:hAnsi="Wingdings"/>
+        <w:rFonts w:hint="eastAsia"/>
       </w:rPr>
     </w:lvl>
   </w:abstractNum>
   <w:abstractNum w:abstractNumId="1">
-    <w:nsid w:val="D95FAFD1"/>
+    <w:nsid w:val="B6B23A62"/>
     <w:multiLevelType w:val="singleLevel"/>
-    <w:tmpl w:val="D95FAFD1"/>
+    <w:tmpl w:val="B6B23A62"/>
     <w:lvl w:ilvl="0" w:tentative="0">
       <w:start w:val="1"/>
-      <w:numFmt w:val="bullet"/>
-      <w:lvlText w:val=""/>
+      <w:numFmt w:val="decimalEnclosedCircleChinese"/>
+      <w:suff w:val="nothing"/>
+      <w:lvlText w:val="%1　"/>
       <w:lvlJc w:val="left"/>
       <w:pPr>
-        <w:ind w:left="420" w:hanging="420"/>
+        <w:ind w:left="0" w:firstLine="400"/>
       </w:pPr>
       <w:rPr>
-        <w:rFonts w:hint="default" w:ascii="Wingdings" w:hAnsi="Wingdings"/>
+        <w:rFonts w:hint="eastAsia"/>
       </w:rPr>
     </w:lvl>
   </w:abstractNum>
   <w:abstractNum w:abstractNumId="2">
-    <w:nsid w:val="517B7BEB"/>
+    <w:nsid w:val="CAD2CBA5"/>
     <w:multiLevelType w:val="multilevel"/>
-    <w:tmpl w:val="517B7BEB"/>
+    <w:tmpl w:val="CAD2CBA5"/>
     <w:lvl w:ilvl="0" w:tentative="0">
       <w:start w:val="1"/>
       <w:numFmt w:val="bullet"/>
@@ -532,7 +634,7 @@
         <w:ind w:left="720" w:hanging="360"/>
       </w:pPr>
       <w:rPr>
-        <w:rFonts w:ascii="Symbol" w:hAnsi="Symbol" w:cs="Symbol"/>
+        <w:rFonts w:hint="default" w:ascii="Symbol" w:hAnsi="Symbol" w:cs="Symbol"/>
         <w:sz w:val="20"/>
       </w:rPr>
     </w:lvl>
@@ -548,7 +650,7 @@
         <w:ind w:left="1440" w:hanging="360"/>
       </w:pPr>
       <w:rPr>
-        <w:rFonts w:ascii="Courier New" w:hAnsi="Courier New" w:cs="Courier New"/>
+        <w:rFonts w:hint="default" w:ascii="Courier New" w:hAnsi="Courier New" w:cs="Courier New"/>
         <w:sz w:val="20"/>
       </w:rPr>
     </w:lvl>
@@ -564,7 +666,7 @@
         <w:ind w:left="2160" w:hanging="360"/>
       </w:pPr>
       <w:rPr>
-        <w:rFonts w:ascii="Wingdings" w:hAnsi="Wingdings" w:cs="Wingdings"/>
+        <w:rFonts w:hint="default" w:ascii="Wingdings" w:hAnsi="Wingdings" w:cs="Wingdings"/>
         <w:sz w:val="20"/>
       </w:rPr>
     </w:lvl>
@@ -665,14 +767,54 @@
       </w:rPr>
     </w:lvl>
   </w:abstractNum>
+  <w:abstractNum w:abstractNumId="3">
+    <w:nsid w:val="55E7066A"/>
+    <w:multiLevelType w:val="singleLevel"/>
+    <w:tmpl w:val="55E7066A"/>
+    <w:lvl w:ilvl="0" w:tentative="0">
+      <w:start w:val="1"/>
+      <w:numFmt w:val="decimal"/>
+      <w:lvlText w:val="(%1)"/>
+      <w:lvlJc w:val="left"/>
+      <w:pPr>
+        <w:ind w:left="425" w:hanging="425"/>
+      </w:pPr>
+      <w:rPr>
+        <w:rFonts w:hint="default"/>
+      </w:rPr>
+    </w:lvl>
+  </w:abstractNum>
+  <w:abstractNum w:abstractNumId="4">
+    <w:nsid w:val="6BC3249A"/>
+    <w:multiLevelType w:val="singleLevel"/>
+    <w:tmpl w:val="6BC3249A"/>
+    <w:lvl w:ilvl="0" w:tentative="0">
+      <w:start w:val="1"/>
+      <w:numFmt w:val="decimal"/>
+      <w:lvlText w:val="%1."/>
+      <w:lvlJc w:val="left"/>
+      <w:pPr>
+        <w:ind w:left="425" w:hanging="425"/>
+      </w:pPr>
+      <w:rPr>
+        <w:rFonts w:hint="default"/>
+      </w:rPr>
+    </w:lvl>
+  </w:abstractNum>
   <w:num w:numId="1">
-    <w:abstractNumId w:val="2"/>
+    <w:abstractNumId w:val="4"/>
   </w:num>
   <w:num w:numId="2">
-    <w:abstractNumId w:val="0"/>
+    <w:abstractNumId w:val="3"/>
   </w:num>
   <w:num w:numId="3">
     <w:abstractNumId w:val="1"/>
+  </w:num>
+  <w:num w:numId="4">
+    <w:abstractNumId w:val="0"/>
+  </w:num>
+  <w:num w:numId="5">
+    <w:abstractNumId w:val="2"/>
   </w:num>
 </w:numbering>
 </file>
@@ -780,7 +922,7 @@
     <w:lsdException w:unhideWhenUsed="0" w:uiPriority="0" w:semiHidden="0" w:name="Document Map"/>
     <w:lsdException w:unhideWhenUsed="0" w:uiPriority="0" w:semiHidden="0" w:name="Plain Text"/>
     <w:lsdException w:unhideWhenUsed="0" w:uiPriority="0" w:semiHidden="0" w:name="E-mail Signature"/>
-    <w:lsdException w:unhideWhenUsed="0" w:uiPriority="0" w:semiHidden="0" w:name="Normal (Web)"/>
+    <w:lsdException w:qFormat="1" w:unhideWhenUsed="0" w:uiPriority="0" w:semiHidden="0" w:name="Normal (Web)"/>
     <w:lsdException w:unhideWhenUsed="0" w:uiPriority="0" w:semiHidden="0" w:name="HTML Acronym"/>
     <w:lsdException w:unhideWhenUsed="0" w:uiPriority="0" w:semiHidden="0" w:name="HTML Address"/>
     <w:lsdException w:unhideWhenUsed="0" w:uiPriority="0" w:semiHidden="0" w:name="HTML Cite"/>
@@ -953,13 +1095,73 @@
       <w:lang w:val="en-US" w:eastAsia="zh-CN" w:bidi="ar-SA"/>
     </w:rPr>
   </w:style>
-  <w:style w:type="character" w:default="1" w:styleId="5">
+  <w:style w:type="paragraph" w:styleId="2">
+    <w:name w:val="heading 1"/>
+    <w:basedOn w:val="1"/>
+    <w:next w:val="1"/>
+    <w:qFormat/>
+    <w:uiPriority w:val="0"/>
+    <w:pPr>
+      <w:keepNext/>
+      <w:keepLines/>
+      <w:spacing w:before="340" w:beforeLines="0" w:beforeAutospacing="0" w:after="330" w:afterLines="0" w:afterAutospacing="0" w:line="576" w:lineRule="auto"/>
+      <w:outlineLvl w:val="0"/>
+    </w:pPr>
+    <w:rPr>
+      <w:b/>
+      <w:kern w:val="44"/>
+      <w:sz w:val="44"/>
+    </w:rPr>
+  </w:style>
+  <w:style w:type="paragraph" w:styleId="3">
+    <w:name w:val="heading 2"/>
+    <w:basedOn w:val="1"/>
+    <w:next w:val="1"/>
+    <w:semiHidden/>
+    <w:unhideWhenUsed/>
+    <w:qFormat/>
+    <w:uiPriority w:val="0"/>
+    <w:pPr>
+      <w:keepNext/>
+      <w:keepLines/>
+      <w:spacing w:before="260" w:beforeLines="0" w:beforeAutospacing="0" w:after="260" w:afterLines="0" w:afterAutospacing="0" w:line="413" w:lineRule="auto"/>
+      <w:outlineLvl w:val="1"/>
+    </w:pPr>
+    <w:rPr>
+      <w:rFonts w:ascii="Arial" w:hAnsi="Arial" w:eastAsia="黑体"/>
+      <w:b/>
+      <w:sz w:val="32"/>
+    </w:rPr>
+  </w:style>
+  <w:style w:type="paragraph" w:styleId="4">
+    <w:name w:val="heading 3"/>
+    <w:basedOn w:val="1"/>
+    <w:next w:val="1"/>
+    <w:semiHidden/>
+    <w:unhideWhenUsed/>
+    <w:qFormat/>
+    <w:uiPriority w:val="0"/>
+    <w:pPr>
+      <w:spacing w:before="0" w:beforeAutospacing="1" w:after="0" w:afterAutospacing="1"/>
+      <w:jc w:val="left"/>
+    </w:pPr>
+    <w:rPr>
+      <w:rFonts w:hint="eastAsia" w:ascii="宋体" w:hAnsi="宋体" w:eastAsia="宋体" w:cs="宋体"/>
+      <w:b/>
+      <w:bCs/>
+      <w:kern w:val="0"/>
+      <w:sz w:val="27"/>
+      <w:szCs w:val="27"/>
+      <w:lang w:val="en-US" w:eastAsia="zh-CN" w:bidi="ar"/>
+    </w:rPr>
+  </w:style>
+  <w:style w:type="character" w:default="1" w:styleId="8">
     <w:name w:val="Default Paragraph Font"/>
     <w:semiHidden/>
     <w:qFormat/>
     <w:uiPriority w:val="0"/>
   </w:style>
-  <w:style w:type="table" w:default="1" w:styleId="4">
+  <w:style w:type="table" w:default="1" w:styleId="7">
     <w:name w:val="Normal Table"/>
     <w:semiHidden/>
     <w:qFormat/>
@@ -973,7 +1175,7 @@
       </w:tblCellMar>
     </w:tblPr>
   </w:style>
-  <w:style w:type="paragraph" w:styleId="2">
+  <w:style w:type="paragraph" w:styleId="5">
     <w:name w:val="HTML Preformatted"/>
     <w:basedOn w:val="1"/>
     <w:qFormat/>
@@ -1007,9 +1209,10 @@
       <w:lang w:val="en-US" w:eastAsia="zh-CN" w:bidi="ar"/>
     </w:rPr>
   </w:style>
-  <w:style w:type="paragraph" w:styleId="3">
+  <w:style w:type="paragraph" w:styleId="6">
     <w:name w:val="Normal (Web)"/>
     <w:basedOn w:val="1"/>
+    <w:qFormat/>
     <w:uiPriority w:val="0"/>
     <w:pPr>
       <w:spacing w:before="0" w:beforeAutospacing="1" w:after="0" w:afterAutospacing="1"/>
@@ -1022,9 +1225,9 @@
       <w:lang w:val="en-US" w:eastAsia="zh-CN" w:bidi="ar"/>
     </w:rPr>
   </w:style>
-  <w:style w:type="character" w:styleId="6">
+  <w:style w:type="character" w:styleId="9">
     <w:name w:val="HTML Code"/>
-    <w:basedOn w:val="5"/>
+    <w:basedOn w:val="8"/>
     <w:uiPriority w:val="0"/>
     <w:rPr>
       <w:rFonts w:ascii="Courier New" w:hAnsi="Courier New"/>

--- a/Doc/注意事项.docx
+++ b/Doc/注意事项.docx
@@ -25,7 +25,7 @@
           <w:rFonts w:hint="eastAsia"/>
           <w:lang w:val="en-US" w:eastAsia="zh-CN"/>
         </w:rPr>
-        <w:t>OLDE和LCD注意事项：</w:t>
+        <w:t>OLED 和 LCD 注意事项：</w:t>
       </w:r>
     </w:p>
     <w:p>
@@ -393,13 +393,12 @@
         <w:ind w:left="720" w:hanging="360"/>
       </w:pPr>
       <w:r>
-        <w:t>改开机内容：</w:t>
-      </w:r>
-      <w:r>
-        <w:rPr>
-          <w:rStyle w:val="9"/>
-        </w:rPr>
-        <w:t>DrawBase</w:t>
+        <w:t>改开机内容：LCD 使用 LcdUi_DrawBaseStep；OLED 使用 OledUi_DrawBase</w:t>
+      </w:r>
+      <w:r>
+        <w:rPr>
+          <w:rStyle w:val="9"/>
+        </w:rPr>
       </w:r>
     </w:p>
     <w:p>
@@ -416,13 +415,12 @@
         <w:ind w:left="720" w:hanging="360"/>
       </w:pPr>
       <w:r>
-        <w:t>改运行页底图：</w:t>
-      </w:r>
-      <w:r>
-        <w:rPr>
-          <w:rStyle w:val="9"/>
-        </w:rPr>
-        <w:t>DrawRunBase</w:t>
+        <w:t>改运行固定内容：LCD 使用 LcdUi_DrawRunBase；OLED 使用 OledUi_DrawRunBase</w:t>
+      </w:r>
+      <w:r>
+        <w:rPr>
+          <w:rStyle w:val="9"/>
+        </w:rPr>
       </w:r>
     </w:p>
     <w:p>
@@ -439,13 +437,12 @@
         <w:ind w:left="720" w:hanging="360"/>
       </w:pPr>
       <w:r>
-        <w:t>改实时数据显示：</w:t>
-      </w:r>
-      <w:r>
-        <w:rPr>
-          <w:rStyle w:val="9"/>
-        </w:rPr>
-        <w:t>ShowDashboard</w:t>
+        <w:t>改动态仪表：LCD 使用 LcdUi_ShowDashboard；OLED 使用 OledUi_ShowDashboard</w:t>
+      </w:r>
+      <w:r>
+        <w:rPr>
+          <w:rStyle w:val="9"/>
+        </w:rPr>
       </w:r>
     </w:p>
     <w:p>
@@ -462,13 +459,12 @@
         <w:ind w:left="720" w:hanging="360"/>
       </w:pPr>
       <w:r>
-        <w:t>显示临时提示：</w:t>
-      </w:r>
-      <w:r>
-        <w:rPr>
-          <w:rStyle w:val="9"/>
-        </w:rPr>
-        <w:t>ShowStatus</w:t>
+        <w:t>改状态提示：LCD 使用 LcdUi_ShowStatus；OLED 使用 OledUi_ShowStatus</w:t>
+      </w:r>
+      <w:r>
+        <w:rPr>
+          <w:rStyle w:val="9"/>
+        </w:rPr>
       </w:r>
     </w:p>
     <w:p>
@@ -488,11 +484,9 @@
         <w:rPr>
           <w:rStyle w:val="9"/>
         </w:rPr>
-        <w:t>Update</w:t>
-      </w:r>
-      <w:r>
-        <w:t>：只负责定时刷新，不直接编写页面内容</w:t>
-      </w:r>
+        <w:t>定时调用：LCD 使用 LCD_Update；OLED 使用 OLED_Update；更新函数只负责刷新调度，不直接编写页面内容</w:t>
+      </w:r>
+      <w:r/>
     </w:p>
     <w:p>
       <w:pPr>
@@ -517,7 +511,7 @@
           <w:rFonts w:hint="eastAsia"/>
           <w:lang w:val="en-US" w:eastAsia="zh-CN"/>
         </w:rPr>
-        <w:t>增加普通gpio口时注意事项</w:t>
+        <w:t>增加普通 GPIO 时的注意事项</w:t>
       </w:r>
     </w:p>
     <w:p>
@@ -539,7 +533,7 @@
           <w:rFonts w:hint="eastAsia" w:cs="Times New Roman"/>
           <w:lang w:val="en-US" w:eastAsia="zh-CN"/>
         </w:rPr>
-        <w:t>在bsp_gpio中统一管理所有gpio口，新增gpio口</w:t>
+        <w:t>在 BSP/bsp_gpio.h 中统一管理所有普通 GPIO。新增通道时，应同时核对引脚复用冲突，并通过业务别名使用，避免在业务代码中直接散落 CH 编号。</w:t>
       </w:r>
     </w:p>
     <w:p>
